--- a/docs/quarto/reporte.docx
+++ b/docs/quarto/reporte.docx
@@ -23,7 +23,7 @@
         <w:pStyle w:val="Date"/>
       </w:pPr>
       <w:r>
-        <w:t xml:space="preserve">2025-08-15</w:t>
+        <w:t xml:space="preserve">2026-08-14</w:t>
       </w:r>
     </w:p>
     <w:sdt>
@@ -52,7 +52,7 @@
         </w:p>
       </w:sdtContent>
     </w:sdt>
-    <w:bookmarkStart w:id="20" w:name="etapa-1.-conociendo-el-negocio"/>
+    <w:bookmarkStart w:id="23" w:name="etapa-1.-conociendo-el-negocio"/>
     <w:p>
       <w:pPr>
         <w:pStyle w:val="Heading1"/>
@@ -63,107 +63,101 @@
     </w:p>
     <w:p>
       <w:pPr>
-        <w:pStyle w:val="FirstParagraph"/>
-      </w:pPr>
-      <w:r>
-        <w:t xml:space="preserve">Para esta primera etapa, empezaremos por cargar las librerías que necesitamos y establecemos algunas opciones de configuración:</w:t>
+        <w:pStyle w:val="SourceCode"/>
+      </w:pPr>
+      <w:r>
+        <w:rPr>
+          <w:rStyle w:val="FunctionTok"/>
+        </w:rPr>
+        <w:t xml:space="preserve">library</w:t>
+      </w:r>
+      <w:r>
+        <w:rPr>
+          <w:rStyle w:val="NormalTok"/>
+        </w:rPr>
+        <w:t xml:space="preserve">(maps)</w:t>
+      </w:r>
+      <w:r>
+        <w:br/>
+      </w:r>
+      <w:r>
+        <w:rPr>
+          <w:rStyle w:val="FunctionTok"/>
+        </w:rPr>
+        <w:t xml:space="preserve">map</w:t>
+      </w:r>
+      <w:r>
+        <w:rPr>
+          <w:rStyle w:val="NormalTok"/>
+        </w:rPr>
+        <w:t xml:space="preserve">(</w:t>
+      </w:r>
+      <w:r>
+        <w:rPr>
+          <w:rStyle w:val="StringTok"/>
+        </w:rPr>
+        <w:t xml:space="preserve">"world"</w:t>
+      </w:r>
+      <w:r>
+        <w:rPr>
+          <w:rStyle w:val="NormalTok"/>
+        </w:rPr>
+        <w:t xml:space="preserve">)</w:t>
       </w:r>
     </w:p>
     <w:p>
       <w:pPr>
-        <w:pStyle w:val="SourceCode"/>
-      </w:pPr>
-      <w:r>
-        <w:rPr>
-          <w:rStyle w:val="FunctionTok"/>
-        </w:rPr>
-        <w:t xml:space="preserve">library</w:t>
-      </w:r>
-      <w:r>
-        <w:rPr>
-          <w:rStyle w:val="NormalTok"/>
-        </w:rPr>
-        <w:t xml:space="preserve">(tidyverse)</w:t>
-      </w:r>
-      <w:r>
-        <w:br/>
-      </w:r>
-      <w:r>
-        <w:rPr>
-          <w:rStyle w:val="FunctionTok"/>
-        </w:rPr>
-        <w:t xml:space="preserve">library</w:t>
-      </w:r>
-      <w:r>
-        <w:rPr>
-          <w:rStyle w:val="NormalTok"/>
-        </w:rPr>
-        <w:t xml:space="preserve">(here)</w:t>
-      </w:r>
-      <w:r>
-        <w:br/>
-      </w:r>
-      <w:r>
-        <w:rPr>
-          <w:rStyle w:val="FunctionTok"/>
-        </w:rPr>
-        <w:t xml:space="preserve">library</w:t>
-      </w:r>
-      <w:r>
-        <w:rPr>
-          <w:rStyle w:val="NormalTok"/>
-        </w:rPr>
-        <w:t xml:space="preserve">(readxl)</w:t>
-      </w:r>
-      <w:r>
-        <w:br/>
-      </w:r>
-      <w:r>
-        <w:br/>
-      </w:r>
-      <w:r>
-        <w:rPr>
-          <w:rStyle w:val="FunctionTok"/>
-        </w:rPr>
-        <w:t xml:space="preserve">options</w:t>
-      </w:r>
-      <w:r>
-        <w:rPr>
-          <w:rStyle w:val="NormalTok"/>
-        </w:rPr>
-        <w:t xml:space="preserve">(</w:t>
-      </w:r>
-      <w:r>
-        <w:rPr>
-          <w:rStyle w:val="AttributeTok"/>
-        </w:rPr>
-        <w:t xml:space="preserve">scipen =</w:t>
-      </w:r>
-      <w:r>
-        <w:rPr>
-          <w:rStyle w:val="NormalTok"/>
-        </w:rPr>
-        <w:t xml:space="preserve"> </w:t>
-      </w:r>
-      <w:r>
-        <w:rPr>
-          <w:rStyle w:val="DecValTok"/>
-        </w:rPr>
-        <w:t xml:space="preserve">999</w:t>
-      </w:r>
-      <w:r>
-        <w:rPr>
-          <w:rStyle w:val="NormalTok"/>
-        </w:rPr>
-        <w:t xml:space="preserve">)</w:t>
+        <w:pStyle w:val="FirstParagraph"/>
+      </w:pPr>
+      <w:r>
+        <w:drawing>
+          <wp:inline>
+            <wp:extent cx="4620126" cy="3696101"/>
+            <wp:effectExtent b="0" l="0" r="0" t="0"/>
+            <wp:docPr descr="" title="" id="21" name="Picture"/>
+            <a:graphic>
+              <a:graphicData uri="http://schemas.openxmlformats.org/drawingml/2006/picture">
+                <pic:pic>
+                  <pic:nvPicPr>
+                    <pic:cNvPr descr="reporte_files/figure-docx/unnamed-chunk-1-1.png" id="22" name="Picture"/>
+                    <pic:cNvPicPr>
+                      <a:picLocks noChangeArrowheads="1" noChangeAspect="1"/>
+                    </pic:cNvPicPr>
+                  </pic:nvPicPr>
+                  <pic:blipFill>
+                    <a:blip r:embed="rId20"/>
+                    <a:stretch>
+                      <a:fillRect/>
+                    </a:stretch>
+                  </pic:blipFill>
+                  <pic:spPr bwMode="auto">
+                    <a:xfrm>
+                      <a:off x="0" y="0"/>
+                      <a:ext cx="4620126" cy="3696101"/>
+                    </a:xfrm>
+                    <a:prstGeom prst="rect">
+                      <a:avLst/>
+                    </a:prstGeom>
+                    <a:noFill/>
+                    <a:ln w="9525">
+                      <a:noFill/>
+                      <a:headEnd/>
+                      <a:tailEnd/>
+                    </a:ln>
+                  </pic:spPr>
+                </pic:pic>
+              </a:graphicData>
+            </a:graphic>
+          </wp:inline>
+        </w:drawing>
       </w:r>
     </w:p>
     <w:p>
       <w:pPr>
-        <w:pStyle w:val="FirstParagraph"/>
-      </w:pPr>
-      <w:r>
-        <w:t xml:space="preserve">Ahora cargamos los datos que nos proporcionó el Socio Formador. Para los datos del 2024 tenemos:</w:t>
+        <w:pStyle w:val="BodyText"/>
+      </w:pPr>
+      <w:r>
+        <w:t xml:space="preserve">Para esta primera etapa, empezaremos por cargar las librerías que necesitamos y establecemos algunas opciones de configuración:</w:t>
       </w:r>
     </w:p>
     <w:p>
@@ -172,15 +166,69 @@
       </w:pPr>
       <w:r>
         <w:rPr>
-          <w:rStyle w:val="NormalTok"/>
-        </w:rPr>
-        <w:t xml:space="preserve">calidad_aire_2024_tbl </w:t>
-      </w:r>
-      <w:r>
-        <w:rPr>
-          <w:rStyle w:val="OtherTok"/>
-        </w:rPr>
-        <w:t xml:space="preserve">&lt;-</w:t>
+          <w:rStyle w:val="FunctionTok"/>
+        </w:rPr>
+        <w:t xml:space="preserve">library</w:t>
+      </w:r>
+      <w:r>
+        <w:rPr>
+          <w:rStyle w:val="NormalTok"/>
+        </w:rPr>
+        <w:t xml:space="preserve">(tidyverse)</w:t>
+      </w:r>
+      <w:r>
+        <w:br/>
+      </w:r>
+      <w:r>
+        <w:rPr>
+          <w:rStyle w:val="FunctionTok"/>
+        </w:rPr>
+        <w:t xml:space="preserve">library</w:t>
+      </w:r>
+      <w:r>
+        <w:rPr>
+          <w:rStyle w:val="NormalTok"/>
+        </w:rPr>
+        <w:t xml:space="preserve">(here)</w:t>
+      </w:r>
+      <w:r>
+        <w:br/>
+      </w:r>
+      <w:r>
+        <w:rPr>
+          <w:rStyle w:val="FunctionTok"/>
+        </w:rPr>
+        <w:t xml:space="preserve">library</w:t>
+      </w:r>
+      <w:r>
+        <w:rPr>
+          <w:rStyle w:val="NormalTok"/>
+        </w:rPr>
+        <w:t xml:space="preserve">(readxl)</w:t>
+      </w:r>
+      <w:r>
+        <w:br/>
+      </w:r>
+      <w:r>
+        <w:br/>
+      </w:r>
+      <w:r>
+        <w:rPr>
+          <w:rStyle w:val="FunctionTok"/>
+        </w:rPr>
+        <w:t xml:space="preserve">options</w:t>
+      </w:r>
+      <w:r>
+        <w:rPr>
+          <w:rStyle w:val="NormalTok"/>
+        </w:rPr>
+        <w:t xml:space="preserve">(</w:t>
+      </w:r>
+      <w:r>
+        <w:rPr>
+          <w:rStyle w:val="AttributeTok"/>
+        </w:rPr>
+        <w:t xml:space="preserve">scipen =</w:t>
       </w:r>
       <w:r>
         <w:rPr>
@@ -190,250 +238,121 @@
       </w:r>
       <w:r>
         <w:rPr>
-          <w:rStyle w:val="FunctionTok"/>
-        </w:rPr>
-        <w:t xml:space="preserve">read_excel</w:t>
-      </w:r>
-      <w:r>
-        <w:rPr>
-          <w:rStyle w:val="NormalTok"/>
-        </w:rPr>
-        <w:t xml:space="preserve">(</w:t>
-      </w:r>
-      <w:r>
-        <w:rPr>
-          <w:rStyle w:val="FunctionTok"/>
-        </w:rPr>
-        <w:t xml:space="preserve">here</w:t>
-      </w:r>
-      <w:r>
-        <w:rPr>
-          <w:rStyle w:val="NormalTok"/>
-        </w:rPr>
-        <w:t xml:space="preserve">(</w:t>
-      </w:r>
-      <w:r>
-        <w:rPr>
-          <w:rStyle w:val="StringTok"/>
-        </w:rPr>
-        <w:t xml:space="preserve">"data"</w:t>
-      </w:r>
-      <w:r>
-        <w:rPr>
-          <w:rStyle w:val="NormalTok"/>
-        </w:rPr>
-        <w:t xml:space="preserve">, </w:t>
-      </w:r>
-      <w:r>
-        <w:rPr>
-          <w:rStyle w:val="StringTok"/>
-        </w:rPr>
-        <w:t xml:space="preserve">"BD 2024.xlsx"</w:t>
-      </w:r>
-      <w:r>
-        <w:rPr>
-          <w:rStyle w:val="NormalTok"/>
-        </w:rPr>
-        <w:t xml:space="preserve">)) </w:t>
-      </w:r>
-      <w:r>
-        <w:rPr>
-          <w:rStyle w:val="SpecialCharTok"/>
-        </w:rPr>
-        <w:t xml:space="preserve">%&gt;%</w:t>
-      </w:r>
-      <w:r>
-        <w:br/>
-      </w:r>
-      <w:r>
-        <w:rPr>
-          <w:rStyle w:val="NormalTok"/>
-        </w:rPr>
-        <w:t xml:space="preserve">  </w:t>
-      </w:r>
-      <w:r>
-        <w:rPr>
-          <w:rStyle w:val="FunctionTok"/>
-        </w:rPr>
-        <w:t xml:space="preserve">glimpse</w:t>
-      </w:r>
-      <w:r>
-        <w:rPr>
-          <w:rStyle w:val="NormalTok"/>
-        </w:rPr>
-        <w:t xml:space="preserve">()</w:t>
+          <w:rStyle w:val="DecValTok"/>
+        </w:rPr>
+        <w:t xml:space="preserve">999</w:t>
+      </w:r>
+      <w:r>
+        <w:rPr>
+          <w:rStyle w:val="NormalTok"/>
+        </w:rPr>
+        <w:t xml:space="preserve">)</w:t>
       </w:r>
     </w:p>
     <w:p>
       <w:pPr>
-        <w:pStyle w:val="SourceCode"/>
-      </w:pPr>
-      <w:r>
-        <w:rPr>
-          <w:rStyle w:val="VerbatimChar"/>
-        </w:rPr>
-        <w:t xml:space="preserve">Rows: 8,784</w:t>
-      </w:r>
-      <w:r>
-        <w:br/>
-      </w:r>
-      <w:r>
-        <w:rPr>
-          <w:rStyle w:val="VerbatimChar"/>
-        </w:rPr>
-        <w:t xml:space="preserve">Columns: 16</w:t>
-      </w:r>
-      <w:r>
-        <w:br/>
-      </w:r>
-      <w:r>
-        <w:rPr>
-          <w:rStyle w:val="VerbatimChar"/>
-        </w:rPr>
-        <w:t xml:space="preserve">$ `Fecha y hora`   &lt;dttm&gt; 2024-01-01 00:00:00, 2024-01-01 01:00:00, 2024-01-01…</w:t>
-      </w:r>
-      <w:r>
-        <w:br/>
-      </w:r>
-      <w:r>
-        <w:rPr>
-          <w:rStyle w:val="VerbatimChar"/>
-        </w:rPr>
-        <w:t xml:space="preserve">$ `CO (ppm)`       &lt;dbl&gt; 2.08, 2.07, 2.36, 2.11, 1.94, 1.79, 1.59, 1.53, 1.65,…</w:t>
-      </w:r>
-      <w:r>
-        <w:br/>
-      </w:r>
-      <w:r>
-        <w:rPr>
-          <w:rStyle w:val="VerbatimChar"/>
-        </w:rPr>
-        <w:t xml:space="preserve">$ `NO (ppb)`       &lt;dbl&gt; 10.5, 10.5, 16.9, 13.6, 8.5, 7.4, 7.4, 7.0, 8.4, 6.1,…</w:t>
-      </w:r>
-      <w:r>
-        <w:br/>
-      </w:r>
-      <w:r>
-        <w:rPr>
-          <w:rStyle w:val="VerbatimChar"/>
-        </w:rPr>
-        <w:t xml:space="preserve">$ `NO2 (ppb)`      &lt;dbl&gt; 23.3, 23.4, 30.0, 26.6, 20.6, 16.3, 14.2, 12.3, 19.8,…</w:t>
-      </w:r>
-      <w:r>
-        <w:br/>
-      </w:r>
-      <w:r>
-        <w:rPr>
-          <w:rStyle w:val="VerbatimChar"/>
-        </w:rPr>
-        <w:t xml:space="preserve">$ `NOX (ppb)`      &lt;dbl&gt; 33.8, 33.9, 46.9, 40.1, 29.2, 23.6, 21.5, 19.2, 28.2,…</w:t>
-      </w:r>
-      <w:r>
-        <w:br/>
-      </w:r>
-      <w:r>
-        <w:rPr>
-          <w:rStyle w:val="VerbatimChar"/>
-        </w:rPr>
-        <w:t xml:space="preserve">$ `O3 (ppb)`       &lt;dbl&gt; 13, 13, 7, 7, 13, 15, 21, 22, 18, 37, 42, 45, 45, 48,…</w:t>
-      </w:r>
-      <w:r>
-        <w:br/>
-      </w:r>
-      <w:r>
-        <w:rPr>
-          <w:rStyle w:val="VerbatimChar"/>
-        </w:rPr>
-        <w:t xml:space="preserve">$ `PM10 (ug/m3)`   &lt;dbl&gt; 81, 81, 84, 132, 93, 62, 42, 26, 29, 40, 28, 28, 30, …</w:t>
-      </w:r>
-      <w:r>
-        <w:br/>
-      </w:r>
-      <w:r>
-        <w:rPr>
-          <w:rStyle w:val="VerbatimChar"/>
-        </w:rPr>
-        <w:t xml:space="preserve">$ `PM2.5 (ug/m3)`  &lt;dbl&gt; 60.00, 60.52, NA, 64.69, 44.13, 28.90, 16.64, 12.57, …</w:t>
-      </w:r>
-      <w:r>
-        <w:br/>
-      </w:r>
-      <w:r>
-        <w:rPr>
-          <w:rStyle w:val="VerbatimChar"/>
-        </w:rPr>
-        <w:t xml:space="preserve">$ `PRS (mmHg)`     &lt;dbl&gt; 724.5, 724.5, 724.6, 724.7, 724.7, 724.7, 724.7, 725.…</w:t>
-      </w:r>
-      <w:r>
-        <w:br/>
-      </w:r>
-      <w:r>
-        <w:rPr>
-          <w:rStyle w:val="VerbatimChar"/>
-        </w:rPr>
-        <w:t xml:space="preserve">$ `RAINF (mm/h)`   &lt;dbl&gt; 0, 0, 0, 0, 0, 0, 0, 0, 0, 0, 0, 0, 0, 0, 0, 0, 0, 0,…</w:t>
-      </w:r>
-      <w:r>
-        <w:br/>
-      </w:r>
-      <w:r>
-        <w:rPr>
-          <w:rStyle w:val="VerbatimChar"/>
-        </w:rPr>
-        <w:t xml:space="preserve">$ `RH (%)`         &lt;dbl&gt; 58, 58, 61, 62, 53, 55, 42, 43, 48, 43, 35, 33, 36, 3…</w:t>
-      </w:r>
-      <w:r>
-        <w:br/>
-      </w:r>
-      <w:r>
-        <w:rPr>
-          <w:rStyle w:val="VerbatimChar"/>
-        </w:rPr>
-        <w:t xml:space="preserve">$ `SO2 (ppb)`      &lt;dbl&gt; 2.9, 2.9, 3.2, 3.2, 3.2, 2.9, 3.2, 2.9, 3.7, 6.2, 6.4…</w:t>
-      </w:r>
-      <w:r>
-        <w:br/>
-      </w:r>
-      <w:r>
-        <w:rPr>
-          <w:rStyle w:val="VerbatimChar"/>
-        </w:rPr>
-        <w:t xml:space="preserve">$ `SR (kW/m2)`     &lt;dbl&gt; 0.000, 0.000, 0.000, 0.000, 0.000, 0.000, 0.000, 0.00…</w:t>
-      </w:r>
-      <w:r>
-        <w:br/>
-      </w:r>
-      <w:r>
-        <w:rPr>
-          <w:rStyle w:val="VerbatimChar"/>
-        </w:rPr>
-        <w:t xml:space="preserve">$ `TOUT (ºC)`      &lt;dbl&gt; 14.26, 14.28, 13.50, 13.18, 14.62, 13.96, 16.39, 15.9…</w:t>
-      </w:r>
-      <w:r>
-        <w:br/>
-      </w:r>
-      <w:r>
-        <w:rPr>
-          <w:rStyle w:val="VerbatimChar"/>
-        </w:rPr>
-        <w:t xml:space="preserve">$ `WSR (km/h)`     &lt;dbl&gt; 5.8, 5.9, 3.7, 7.1, 8.4, 7.6, 9.7, 9.6, 5.8, 5.2, 6.3…</w:t>
-      </w:r>
-      <w:r>
-        <w:br/>
-      </w:r>
-      <w:r>
-        <w:rPr>
-          <w:rStyle w:val="VerbatimChar"/>
-        </w:rPr>
-        <w:t xml:space="preserve">$ `WDR (azimutal)` &lt;dbl&gt; 290, 289, 291, 291, 297, 292, 283, 291, 223, 164, 163…</w:t>
+        <w:pStyle w:val="FirstParagraph"/>
+      </w:pPr>
+      <w:r>
+        <w:t xml:space="preserve">Ahora cargamos los datos que nos proporcionó el Socio Formador. Para los datos del 2024 tenemos:</w:t>
       </w:r>
     </w:p>
     <w:p>
       <w:pPr>
-        <w:pStyle w:val="FirstParagraph"/>
-      </w:pPr>
-      <w:r>
-        <w:t xml:space="preserve">Para los datos del 2025 tenemos:</w:t>
+        <w:pStyle w:val="SourceCode"/>
+      </w:pPr>
+      <w:r>
+        <w:rPr>
+          <w:rStyle w:val="NormalTok"/>
+        </w:rPr>
+        <w:t xml:space="preserve">calidad_aire_2024_tbl </w:t>
+      </w:r>
+      <w:r>
+        <w:rPr>
+          <w:rStyle w:val="OtherTok"/>
+        </w:rPr>
+        <w:t xml:space="preserve">&lt;-</w:t>
+      </w:r>
+      <w:r>
+        <w:rPr>
+          <w:rStyle w:val="NormalTok"/>
+        </w:rPr>
+        <w:t xml:space="preserve"> </w:t>
+      </w:r>
+      <w:r>
+        <w:rPr>
+          <w:rStyle w:val="FunctionTok"/>
+        </w:rPr>
+        <w:t xml:space="preserve">read_excel</w:t>
+      </w:r>
+      <w:r>
+        <w:rPr>
+          <w:rStyle w:val="NormalTok"/>
+        </w:rPr>
+        <w:t xml:space="preserve">(</w:t>
+      </w:r>
+      <w:r>
+        <w:rPr>
+          <w:rStyle w:val="FunctionTok"/>
+        </w:rPr>
+        <w:t xml:space="preserve">here</w:t>
+      </w:r>
+      <w:r>
+        <w:rPr>
+          <w:rStyle w:val="NormalTok"/>
+        </w:rPr>
+        <w:t xml:space="preserve">(</w:t>
+      </w:r>
+      <w:r>
+        <w:rPr>
+          <w:rStyle w:val="StringTok"/>
+        </w:rPr>
+        <w:t xml:space="preserve">"data"</w:t>
+      </w:r>
+      <w:r>
+        <w:rPr>
+          <w:rStyle w:val="NormalTok"/>
+        </w:rPr>
+        <w:t xml:space="preserve">, </w:t>
+      </w:r>
+      <w:r>
+        <w:rPr>
+          <w:rStyle w:val="StringTok"/>
+        </w:rPr>
+        <w:t xml:space="preserve">"BD 2024.xlsx"</w:t>
+      </w:r>
+      <w:r>
+        <w:rPr>
+          <w:rStyle w:val="NormalTok"/>
+        </w:rPr>
+        <w:t xml:space="preserve">)) </w:t>
+      </w:r>
+      <w:r>
+        <w:rPr>
+          <w:rStyle w:val="SpecialCharTok"/>
+        </w:rPr>
+        <w:t xml:space="preserve">%&gt;%</w:t>
+      </w:r>
+      <w:r>
+        <w:br/>
+      </w:r>
+      <w:r>
+        <w:rPr>
+          <w:rStyle w:val="NormalTok"/>
+        </w:rPr>
+        <w:t xml:space="preserve">  </w:t>
+      </w:r>
+      <w:r>
+        <w:rPr>
+          <w:rStyle w:val="FunctionTok"/>
+        </w:rPr>
+        <w:t xml:space="preserve">glimpse</w:t>
+      </w:r>
+      <w:r>
+        <w:rPr>
+          <w:rStyle w:val="NormalTok"/>
+        </w:rPr>
+        <w:t xml:space="preserve">()</w:t>
       </w:r>
     </w:p>
     <w:p>
@@ -442,104 +361,276 @@
       </w:pPr>
       <w:r>
         <w:rPr>
-          <w:rStyle w:val="NormalTok"/>
-        </w:rPr>
-        <w:t xml:space="preserve">calidad_aire_2025_tbl </w:t>
-      </w:r>
-      <w:r>
-        <w:rPr>
-          <w:rStyle w:val="OtherTok"/>
-        </w:rPr>
-        <w:t xml:space="preserve">&lt;-</w:t>
-      </w:r>
-      <w:r>
-        <w:rPr>
-          <w:rStyle w:val="NormalTok"/>
-        </w:rPr>
-        <w:t xml:space="preserve"> </w:t>
-      </w:r>
-      <w:r>
-        <w:rPr>
-          <w:rStyle w:val="FunctionTok"/>
-        </w:rPr>
-        <w:t xml:space="preserve">read_excel</w:t>
-      </w:r>
-      <w:r>
-        <w:rPr>
-          <w:rStyle w:val="NormalTok"/>
-        </w:rPr>
-        <w:t xml:space="preserve">(</w:t>
-      </w:r>
-      <w:r>
-        <w:rPr>
-          <w:rStyle w:val="FunctionTok"/>
-        </w:rPr>
-        <w:t xml:space="preserve">here</w:t>
-      </w:r>
-      <w:r>
-        <w:rPr>
-          <w:rStyle w:val="NormalTok"/>
-        </w:rPr>
-        <w:t xml:space="preserve">(</w:t>
-      </w:r>
-      <w:r>
-        <w:rPr>
-          <w:rStyle w:val="StringTok"/>
-        </w:rPr>
-        <w:t xml:space="preserve">"data"</w:t>
-      </w:r>
-      <w:r>
-        <w:rPr>
-          <w:rStyle w:val="NormalTok"/>
-        </w:rPr>
-        <w:t xml:space="preserve">, </w:t>
-      </w:r>
-      <w:r>
-        <w:rPr>
-          <w:rStyle w:val="StringTok"/>
-        </w:rPr>
-        <w:t xml:space="preserve">"BD 2025.xlsx"</w:t>
-      </w:r>
-      <w:r>
-        <w:rPr>
-          <w:rStyle w:val="NormalTok"/>
-        </w:rPr>
-        <w:t xml:space="preserve">)) </w:t>
-      </w:r>
-      <w:r>
-        <w:rPr>
-          <w:rStyle w:val="SpecialCharTok"/>
-        </w:rPr>
-        <w:t xml:space="preserve">%&gt;%</w:t>
-      </w:r>
-      <w:r>
-        <w:br/>
-      </w:r>
-      <w:r>
-        <w:rPr>
-          <w:rStyle w:val="NormalTok"/>
-        </w:rPr>
-        <w:t xml:space="preserve">  </w:t>
-      </w:r>
-      <w:r>
-        <w:rPr>
-          <w:rStyle w:val="FunctionTok"/>
-        </w:rPr>
-        <w:t xml:space="preserve">glimpse</w:t>
-      </w:r>
-      <w:r>
-        <w:rPr>
-          <w:rStyle w:val="NormalTok"/>
-        </w:rPr>
-        <w:t xml:space="preserve">()</w:t>
+          <w:rStyle w:val="VerbatimChar"/>
+        </w:rPr>
+        <w:t xml:space="preserve">Rows: 8,784</w:t>
+      </w:r>
+      <w:r>
+        <w:br/>
+      </w:r>
+      <w:r>
+        <w:rPr>
+          <w:rStyle w:val="VerbatimChar"/>
+        </w:rPr>
+        <w:t xml:space="preserve">Columns: 16</w:t>
+      </w:r>
+      <w:r>
+        <w:br/>
+      </w:r>
+      <w:r>
+        <w:rPr>
+          <w:rStyle w:val="VerbatimChar"/>
+        </w:rPr>
+        <w:t xml:space="preserve">$ `Fecha y hora`   &lt;dttm&gt; 2024-01-01 00:00:00, 2024-01-01 01:00:00, 2024-01-01…</w:t>
+      </w:r>
+      <w:r>
+        <w:br/>
+      </w:r>
+      <w:r>
+        <w:rPr>
+          <w:rStyle w:val="VerbatimChar"/>
+        </w:rPr>
+        <w:t xml:space="preserve">$ `CO (ppm)`       &lt;dbl&gt; 2.08, 2.07, 2.36, 2.11, 1.94, 1.79, 1.59, 1.53, 1.65,…</w:t>
+      </w:r>
+      <w:r>
+        <w:br/>
+      </w:r>
+      <w:r>
+        <w:rPr>
+          <w:rStyle w:val="VerbatimChar"/>
+        </w:rPr>
+        <w:t xml:space="preserve">$ `NO (ppb)`       &lt;dbl&gt; 10.5, 10.5, 16.9, 13.6, 8.5, 7.4, 7.4, 7.0, 8.4, 6.1,…</w:t>
+      </w:r>
+      <w:r>
+        <w:br/>
+      </w:r>
+      <w:r>
+        <w:rPr>
+          <w:rStyle w:val="VerbatimChar"/>
+        </w:rPr>
+        <w:t xml:space="preserve">$ `NO2 (ppb)`      &lt;dbl&gt; 23.3, 23.4, 30.0, 26.6, 20.6, 16.3, 14.2, 12.3, 19.8,…</w:t>
+      </w:r>
+      <w:r>
+        <w:br/>
+      </w:r>
+      <w:r>
+        <w:rPr>
+          <w:rStyle w:val="VerbatimChar"/>
+        </w:rPr>
+        <w:t xml:space="preserve">$ `NOX (ppb)`      &lt;dbl&gt; 33.8, 33.9, 46.9, 40.1, 29.2, 23.6, 21.5, 19.2, 28.2,…</w:t>
+      </w:r>
+      <w:r>
+        <w:br/>
+      </w:r>
+      <w:r>
+        <w:rPr>
+          <w:rStyle w:val="VerbatimChar"/>
+        </w:rPr>
+        <w:t xml:space="preserve">$ `O3 (ppb)`       &lt;dbl&gt; 13, 13, 7, 7, 13, 15, 21, 22, 18, 37, 42, 45, 45, 48,…</w:t>
+      </w:r>
+      <w:r>
+        <w:br/>
+      </w:r>
+      <w:r>
+        <w:rPr>
+          <w:rStyle w:val="VerbatimChar"/>
+        </w:rPr>
+        <w:t xml:space="preserve">$ `PM10 (ug/m3)`   &lt;dbl&gt; 81, 81, 84, 132, 93, 62, 42, 26, 29, 40, 28, 28, 30, …</w:t>
+      </w:r>
+      <w:r>
+        <w:br/>
+      </w:r>
+      <w:r>
+        <w:rPr>
+          <w:rStyle w:val="VerbatimChar"/>
+        </w:rPr>
+        <w:t xml:space="preserve">$ `PM2.5 (ug/m3)`  &lt;dbl&gt; 60.00, 60.52, NA, 64.69, 44.13, 28.90, 16.64, 12.57, …</w:t>
+      </w:r>
+      <w:r>
+        <w:br/>
+      </w:r>
+      <w:r>
+        <w:rPr>
+          <w:rStyle w:val="VerbatimChar"/>
+        </w:rPr>
+        <w:t xml:space="preserve">$ `PRS (mmHg)`     &lt;dbl&gt; 724.5, 724.5, 724.6, 724.7, 724.7, 724.7, 724.7, 725.…</w:t>
+      </w:r>
+      <w:r>
+        <w:br/>
+      </w:r>
+      <w:r>
+        <w:rPr>
+          <w:rStyle w:val="VerbatimChar"/>
+        </w:rPr>
+        <w:t xml:space="preserve">$ `RAINF (mm/h)`   &lt;dbl&gt; 0, 0, 0, 0, 0, 0, 0, 0, 0, 0, 0, 0, 0, 0, 0, 0, 0, 0,…</w:t>
+      </w:r>
+      <w:r>
+        <w:br/>
+      </w:r>
+      <w:r>
+        <w:rPr>
+          <w:rStyle w:val="VerbatimChar"/>
+        </w:rPr>
+        <w:t xml:space="preserve">$ `RH (%)`         &lt;dbl&gt; 58, 58, 61, 62, 53, 55, 42, 43, 48, 43, 35, 33, 36, 3…</w:t>
+      </w:r>
+      <w:r>
+        <w:br/>
+      </w:r>
+      <w:r>
+        <w:rPr>
+          <w:rStyle w:val="VerbatimChar"/>
+        </w:rPr>
+        <w:t xml:space="preserve">$ `SO2 (ppb)`      &lt;dbl&gt; 2.9, 2.9, 3.2, 3.2, 3.2, 2.9, 3.2, 2.9, 3.7, 6.2, 6.4…</w:t>
+      </w:r>
+      <w:r>
+        <w:br/>
+      </w:r>
+      <w:r>
+        <w:rPr>
+          <w:rStyle w:val="VerbatimChar"/>
+        </w:rPr>
+        <w:t xml:space="preserve">$ `SR (kW/m2)`     &lt;dbl&gt; 0.000, 0.000, 0.000, 0.000, 0.000, 0.000, 0.000, 0.00…</w:t>
+      </w:r>
+      <w:r>
+        <w:br/>
+      </w:r>
+      <w:r>
+        <w:rPr>
+          <w:rStyle w:val="VerbatimChar"/>
+        </w:rPr>
+        <w:t xml:space="preserve">$ `TOUT (ºC)`      &lt;dbl&gt; 14.26, 14.28, 13.50, 13.18, 14.62, 13.96, 16.39, 15.9…</w:t>
+      </w:r>
+      <w:r>
+        <w:br/>
+      </w:r>
+      <w:r>
+        <w:rPr>
+          <w:rStyle w:val="VerbatimChar"/>
+        </w:rPr>
+        <w:t xml:space="preserve">$ `WSR (km/h)`     &lt;dbl&gt; 5.8, 5.9, 3.7, 7.1, 8.4, 7.6, 9.7, 9.6, 5.8, 5.2, 6.3…</w:t>
+      </w:r>
+      <w:r>
+        <w:br/>
+      </w:r>
+      <w:r>
+        <w:rPr>
+          <w:rStyle w:val="VerbatimChar"/>
+        </w:rPr>
+        <w:t xml:space="preserve">$ `WDR (azimutal)` &lt;dbl&gt; 290, 289, 291, 291, 297, 292, 283, 291, 223, 164, 163…</w:t>
       </w:r>
     </w:p>
     <w:p>
       <w:pPr>
+        <w:pStyle w:val="FirstParagraph"/>
+      </w:pPr>
+      <w:r>
+        <w:t xml:space="preserve">Para los datos del 2025 tenemos:</w:t>
+      </w:r>
+    </w:p>
+    <w:p>
+      <w:pPr>
         <w:pStyle w:val="SourceCode"/>
       </w:pPr>
       <w:r>
         <w:rPr>
+          <w:rStyle w:val="NormalTok"/>
+        </w:rPr>
+        <w:t xml:space="preserve">calidad_aire_2025_tbl </w:t>
+      </w:r>
+      <w:r>
+        <w:rPr>
+          <w:rStyle w:val="OtherTok"/>
+        </w:rPr>
+        <w:t xml:space="preserve">&lt;-</w:t>
+      </w:r>
+      <w:r>
+        <w:rPr>
+          <w:rStyle w:val="NormalTok"/>
+        </w:rPr>
+        <w:t xml:space="preserve"> </w:t>
+      </w:r>
+      <w:r>
+        <w:rPr>
+          <w:rStyle w:val="FunctionTok"/>
+        </w:rPr>
+        <w:t xml:space="preserve">read_excel</w:t>
+      </w:r>
+      <w:r>
+        <w:rPr>
+          <w:rStyle w:val="NormalTok"/>
+        </w:rPr>
+        <w:t xml:space="preserve">(</w:t>
+      </w:r>
+      <w:r>
+        <w:rPr>
+          <w:rStyle w:val="FunctionTok"/>
+        </w:rPr>
+        <w:t xml:space="preserve">here</w:t>
+      </w:r>
+      <w:r>
+        <w:rPr>
+          <w:rStyle w:val="NormalTok"/>
+        </w:rPr>
+        <w:t xml:space="preserve">(</w:t>
+      </w:r>
+      <w:r>
+        <w:rPr>
+          <w:rStyle w:val="StringTok"/>
+        </w:rPr>
+        <w:t xml:space="preserve">"data"</w:t>
+      </w:r>
+      <w:r>
+        <w:rPr>
+          <w:rStyle w:val="NormalTok"/>
+        </w:rPr>
+        <w:t xml:space="preserve">, </w:t>
+      </w:r>
+      <w:r>
+        <w:rPr>
+          <w:rStyle w:val="StringTok"/>
+        </w:rPr>
+        <w:t xml:space="preserve">"BD 2025.xlsx"</w:t>
+      </w:r>
+      <w:r>
+        <w:rPr>
+          <w:rStyle w:val="NormalTok"/>
+        </w:rPr>
+        <w:t xml:space="preserve">)) </w:t>
+      </w:r>
+      <w:r>
+        <w:rPr>
+          <w:rStyle w:val="SpecialCharTok"/>
+        </w:rPr>
+        <w:t xml:space="preserve">%&gt;%</w:t>
+      </w:r>
+      <w:r>
+        <w:br/>
+      </w:r>
+      <w:r>
+        <w:rPr>
+          <w:rStyle w:val="NormalTok"/>
+        </w:rPr>
+        <w:t xml:space="preserve">  </w:t>
+      </w:r>
+      <w:r>
+        <w:rPr>
+          <w:rStyle w:val="FunctionTok"/>
+        </w:rPr>
+        <w:t xml:space="preserve">glimpse</w:t>
+      </w:r>
+      <w:r>
+        <w:rPr>
+          <w:rStyle w:val="NormalTok"/>
+        </w:rPr>
+        <w:t xml:space="preserve">()</w:t>
+      </w:r>
+    </w:p>
+    <w:p>
+      <w:pPr>
+        <w:pStyle w:val="SourceCode"/>
+      </w:pPr>
+      <w:r>
+        <w:rPr>
           <w:rStyle w:val="VerbatimChar"/>
         </w:rPr>
         <w:t xml:space="preserve">Rows: 4,344</w:t>
@@ -698,7 +789,7 @@
         <w:t xml:space="preserve">$ WDR   &lt;chr&gt; "Azimutal", NA, "136", "255", "250", "181", "91", "104", "263", …</w:t>
       </w:r>
     </w:p>
-    <w:bookmarkEnd w:id="20"/>
+    <w:bookmarkEnd w:id="23"/>
     <w:sectPr>
       <w:footnotePr>
         <w:numRestart w:val="eachSect"/>
